--- a/STEPS_data_analysis/templates/factsheet_template.docx
+++ b/STEPS_data_analysis/templates/factsheet_template.docx
@@ -343,6 +343,48 @@
               </w:rPr>
               <w:t xml:space="preserve">in </w:t>
             </w:r>
+            <w:proofErr w:type="spellStart"/>
+            <w:r>
+              <w:rPr>
+                <w:rFonts w:ascii="Source Sans Pro" w:hAnsi="Source Sans Pro" w:cs="Noto Sans"/>
+                <w:sz w:val="20"/>
+                <w:szCs w:val="20"/>
+              </w:rPr>
+              <w:t>country_name</w:t>
+            </w:r>
+            <w:proofErr w:type="spellEnd"/>
+            <w:r>
+              <w:rPr>
+                <w:rFonts w:ascii="Source Sans Pro" w:hAnsi="Source Sans Pro" w:cs="Noto Sans"/>
+                <w:sz w:val="20"/>
+                <w:szCs w:val="20"/>
+              </w:rPr>
+              <w:t xml:space="preserve"> </w:t>
+            </w:r>
+            <w:r>
+              <w:rPr>
+                <w:rFonts w:ascii="Source Sans Pro" w:hAnsi="Source Sans Pro" w:cs="Noto Sans"/>
+                <w:sz w:val="20"/>
+                <w:szCs w:val="20"/>
+              </w:rPr>
+              <w:t xml:space="preserve">was </w:t>
+            </w:r>
+            <w:r>
+              <w:rPr>
+                <w:rFonts w:ascii="Source Sans Pro" w:hAnsi="Source Sans Pro" w:cs="Noto Sans"/>
+                <w:sz w:val="20"/>
+                <w:szCs w:val="20"/>
+              </w:rPr>
+              <w:t>conducted</w:t>
+            </w:r>
+            <w:r>
+              <w:rPr>
+                <w:rFonts w:ascii="Source Sans Pro" w:hAnsi="Source Sans Pro" w:cs="Noto Sans"/>
+                <w:sz w:val="20"/>
+                <w:szCs w:val="20"/>
+              </w:rPr>
+              <w:t xml:space="preserve"> from </w:t>
+            </w:r>
             <w:r>
               <w:rPr>
                 <w:rFonts w:ascii="Source Sans Pro" w:hAnsi="Source Sans Pro" w:cs="Noto Sans"/>
@@ -366,7 +408,7 @@
                 <w:sz w:val="20"/>
                 <w:szCs w:val="20"/>
               </w:rPr>
-              <w:t xml:space="preserve">was carried out from </w:t>
+              <w:t xml:space="preserve">to </w:t>
             </w:r>
             <w:r>
               <w:rPr>
@@ -383,6 +425,22 @@
                 <w:sz w:val="20"/>
                 <w:szCs w:val="20"/>
               </w:rPr>
+              <w:t xml:space="preserve">. </w:t>
+            </w:r>
+            <w:r>
+              <w:rPr>
+                <w:rFonts w:ascii="Source Sans Pro" w:hAnsi="Source Sans Pro" w:cs="Noto Sans"/>
+                <w:sz w:val="20"/>
+                <w:szCs w:val="20"/>
+              </w:rPr>
+              <w:t>country_name</w:t>
+            </w:r>
+            <w:r>
+              <w:rPr>
+                <w:rFonts w:ascii="Source Sans Pro" w:hAnsi="Source Sans Pro" w:cs="Noto Sans"/>
+                <w:sz w:val="20"/>
+                <w:szCs w:val="20"/>
+              </w:rPr>
               <w:t xml:space="preserve"> </w:t>
             </w:r>
             <w:r>
@@ -391,7 +449,209 @@
                 <w:sz w:val="20"/>
                 <w:szCs w:val="20"/>
               </w:rPr>
-              <w:t xml:space="preserve">to </w:t>
+              <w:t xml:space="preserve">carried out Step 1, Step </w:t>
+            </w:r>
+            <w:r>
+              <w:rPr>
+                <w:rFonts w:ascii="Source Sans Pro" w:hAnsi="Source Sans Pro" w:cs="Noto Sans"/>
+                <w:sz w:val="20"/>
+                <w:szCs w:val="20"/>
+              </w:rPr>
+              <w:t xml:space="preserve">2 and </w:t>
+            </w:r>
+            <w:r>
+              <w:rPr>
+                <w:rFonts w:ascii="Source Sans Pro" w:hAnsi="Source Sans Pro" w:cs="Noto Sans"/>
+                <w:sz w:val="20"/>
+                <w:szCs w:val="20"/>
+              </w:rPr>
+              <w:t xml:space="preserve">Step </w:t>
+            </w:r>
+            <w:r>
+              <w:rPr>
+                <w:rFonts w:ascii="Source Sans Pro" w:hAnsi="Source Sans Pro" w:cs="Noto Sans"/>
+                <w:sz w:val="20"/>
+                <w:szCs w:val="20"/>
+              </w:rPr>
+              <w:t>3</w:t>
+            </w:r>
+            <w:r>
+              <w:rPr>
+                <w:rFonts w:ascii="Source Sans Pro" w:hAnsi="Source Sans Pro" w:cs="Noto Sans"/>
+                <w:sz w:val="20"/>
+                <w:szCs w:val="20"/>
+              </w:rPr>
+              <w:t xml:space="preserve">. Sociodemographic and behavioural information </w:t>
+            </w:r>
+            <w:r>
+              <w:rPr>
+                <w:rFonts w:ascii="Source Sans Pro" w:hAnsi="Source Sans Pro" w:cs="Noto Sans"/>
+                <w:sz w:val="20"/>
+                <w:szCs w:val="20"/>
+              </w:rPr>
+              <w:t xml:space="preserve">was </w:t>
+            </w:r>
+            <w:r>
+              <w:rPr>
+                <w:rFonts w:ascii="Source Sans Pro" w:hAnsi="Source Sans Pro" w:cs="Noto Sans"/>
+                <w:sz w:val="20"/>
+                <w:szCs w:val="20"/>
+              </w:rPr>
+              <w:t>collected in Step 1.</w:t>
+            </w:r>
+            <w:r>
+              <w:rPr>
+                <w:rFonts w:ascii="Source Sans Pro" w:hAnsi="Source Sans Pro" w:cs="Noto Sans"/>
+                <w:sz w:val="20"/>
+                <w:szCs w:val="20"/>
+              </w:rPr>
+              <w:t xml:space="preserve"> </w:t>
+            </w:r>
+            <w:r>
+              <w:rPr>
+                <w:rFonts w:ascii="Source Sans Pro" w:hAnsi="Source Sans Pro" w:cs="Noto Sans"/>
+                <w:sz w:val="20"/>
+                <w:szCs w:val="20"/>
+              </w:rPr>
+              <w:t>Physical measurements such as height, weig</w:t>
+            </w:r>
+            <w:r>
+              <w:rPr>
+                <w:rFonts w:ascii="Source Sans Pro" w:hAnsi="Source Sans Pro" w:cs="Noto Sans"/>
+                <w:sz w:val="20"/>
+                <w:szCs w:val="20"/>
+              </w:rPr>
+              <w:t xml:space="preserve">ht and blood pressure were </w:t>
+            </w:r>
+            <w:r>
+              <w:rPr>
+                <w:rFonts w:ascii="Source Sans Pro" w:hAnsi="Source Sans Pro" w:cs="Noto Sans"/>
+                <w:sz w:val="20"/>
+                <w:szCs w:val="20"/>
+              </w:rPr>
+              <w:t xml:space="preserve">collected </w:t>
+            </w:r>
+            <w:r>
+              <w:rPr>
+                <w:rFonts w:ascii="Source Sans Pro" w:hAnsi="Source Sans Pro" w:cs="Noto Sans"/>
+                <w:sz w:val="20"/>
+                <w:szCs w:val="20"/>
+              </w:rPr>
+              <w:t>in Step 2.</w:t>
+            </w:r>
+            <w:r>
+              <w:rPr>
+                <w:rFonts w:ascii="Source Sans Pro" w:hAnsi="Source Sans Pro" w:cs="Noto Sans"/>
+                <w:sz w:val="20"/>
+                <w:szCs w:val="20"/>
+              </w:rPr>
+              <w:t xml:space="preserve"> </w:t>
+            </w:r>
+            <w:r>
+              <w:rPr>
+                <w:rFonts w:ascii="Source Sans Pro" w:hAnsi="Source Sans Pro" w:cs="Noto Sans"/>
+                <w:sz w:val="20"/>
+                <w:szCs w:val="20"/>
+              </w:rPr>
+              <w:t>B</w:t>
+            </w:r>
+            <w:r>
+              <w:rPr>
+                <w:rFonts w:ascii="Source Sans Pro" w:hAnsi="Source Sans Pro" w:cs="Noto Sans"/>
+                <w:sz w:val="20"/>
+                <w:szCs w:val="20"/>
+              </w:rPr>
+              <w:t xml:space="preserve">iochemical measurements were </w:t>
+            </w:r>
+            <w:r>
+              <w:rPr>
+                <w:rFonts w:ascii="Source Sans Pro" w:hAnsi="Source Sans Pro" w:cs="Noto Sans"/>
+                <w:sz w:val="20"/>
+                <w:szCs w:val="20"/>
+              </w:rPr>
+              <w:t xml:space="preserve">collected </w:t>
+            </w:r>
+            <w:r>
+              <w:rPr>
+                <w:rFonts w:ascii="Source Sans Pro" w:hAnsi="Source Sans Pro" w:cs="Noto Sans"/>
+                <w:sz w:val="20"/>
+                <w:szCs w:val="20"/>
+              </w:rPr>
+              <w:t xml:space="preserve">to assess blood </w:t>
+            </w:r>
+            <w:r>
+              <w:rPr>
+                <w:rFonts w:ascii="Source Sans Pro" w:hAnsi="Source Sans Pro" w:cs="Noto Sans"/>
+                <w:sz w:val="20"/>
+                <w:szCs w:val="20"/>
+              </w:rPr>
+              <w:t>glucose</w:t>
+            </w:r>
+            <w:r>
+              <w:rPr>
+                <w:rFonts w:ascii="Source Sans Pro" w:hAnsi="Source Sans Pro" w:cs="Noto Sans"/>
+                <w:sz w:val="20"/>
+                <w:szCs w:val="20"/>
+              </w:rPr>
+              <w:t xml:space="preserve"> and cholesterol levels in Step 3.</w:t>
+            </w:r>
+            <w:r>
+              <w:rPr>
+                <w:rFonts w:ascii="Source Sans Pro" w:hAnsi="Source Sans Pro" w:cs="Noto Sans"/>
+                <w:sz w:val="20"/>
+                <w:szCs w:val="20"/>
+              </w:rPr>
+              <w:t xml:space="preserve"> </w:t>
+            </w:r>
+            <w:r>
+              <w:rPr>
+                <w:rFonts w:ascii="Source Sans Pro" w:hAnsi="Source Sans Pro" w:cs="Noto Sans"/>
+                <w:sz w:val="20"/>
+                <w:szCs w:val="20"/>
+              </w:rPr>
+              <w:t xml:space="preserve">The survey </w:t>
+            </w:r>
+            <w:r>
+              <w:rPr>
+                <w:rFonts w:ascii="Source Sans Pro" w:hAnsi="Source Sans Pro" w:cs="Noto Sans"/>
+                <w:sz w:val="20"/>
+                <w:szCs w:val="20"/>
+              </w:rPr>
+              <w:t>was a population-based su</w:t>
+            </w:r>
+            <w:r>
+              <w:rPr>
+                <w:rFonts w:ascii="Source Sans Pro" w:hAnsi="Source Sans Pro" w:cs="Noto Sans"/>
+                <w:sz w:val="20"/>
+                <w:szCs w:val="20"/>
+              </w:rPr>
+              <w:t xml:space="preserve">rvey of adults aged </w:t>
+            </w:r>
+            <w:proofErr w:type="spellStart"/>
+            <w:r>
+              <w:rPr>
+                <w:rFonts w:ascii="Source Sans Pro" w:hAnsi="Source Sans Pro" w:cs="Noto Sans"/>
+                <w:sz w:val="20"/>
+                <w:szCs w:val="20"/>
+              </w:rPr>
+              <w:t>age_range</w:t>
+            </w:r>
+            <w:proofErr w:type="spellEnd"/>
+            <w:r>
+              <w:rPr>
+                <w:rFonts w:ascii="Source Sans Pro" w:hAnsi="Source Sans Pro" w:cs="Noto Sans"/>
+                <w:sz w:val="20"/>
+                <w:szCs w:val="20"/>
+              </w:rPr>
+              <w:t>. A</w:t>
+            </w:r>
+            <w:r>
+              <w:rPr>
+                <w:rFonts w:ascii="Source Sans Pro" w:hAnsi="Source Sans Pro" w:cs="Noto Sans"/>
+                <w:sz w:val="20"/>
+                <w:szCs w:val="20"/>
+              </w:rPr>
+              <w:t xml:space="preserve"> </w:t>
             </w:r>
             <w:r>
               <w:rPr>
@@ -400,15 +660,7 @@
                 <w:szCs w:val="20"/>
                 <w:highlight w:val="yellow"/>
               </w:rPr>
-              <w:t>xxx</w:t>
-            </w:r>
-            <w:r>
-              <w:rPr>
-                <w:rFonts w:ascii="Source Sans Pro" w:hAnsi="Source Sans Pro" w:cs="Noto Sans"/>
-                <w:sz w:val="20"/>
-                <w:szCs w:val="20"/>
-              </w:rPr>
-              <w:t xml:space="preserve">. </w:t>
+              <w:t>[insert</w:t>
             </w:r>
             <w:r>
               <w:rPr>
@@ -417,7 +669,24 @@
                 <w:szCs w:val="20"/>
                 <w:highlight w:val="yellow"/>
               </w:rPr>
-              <w:t>xxx</w:t>
+              <w:t xml:space="preserve"> type of sampling design</w:t>
+            </w:r>
+            <w:r>
+              <w:rPr>
+                <w:rFonts w:ascii="Source Sans Pro" w:hAnsi="Source Sans Pro" w:cs="Noto Sans"/>
+                <w:sz w:val="20"/>
+                <w:szCs w:val="20"/>
+                <w:highlight w:val="yellow"/>
+              </w:rPr>
+              <w:t>]</w:t>
+            </w:r>
+            <w:r>
+              <w:rPr>
+                <w:rFonts w:ascii="Source Sans Pro" w:hAnsi="Source Sans Pro" w:cs="Noto Sans"/>
+                <w:sz w:val="20"/>
+                <w:szCs w:val="20"/>
+              </w:rPr>
+              <w:t xml:space="preserve"> sample design was used to produce representative data for that age range in</w:t>
             </w:r>
             <w:r>
               <w:rPr>
@@ -427,61 +696,39 @@
               </w:rPr>
               <w:t xml:space="preserve"> </w:t>
             </w:r>
-            <w:r>
-              <w:rPr>
-                <w:rFonts w:ascii="Source Sans Pro" w:hAnsi="Source Sans Pro" w:cs="Noto Sans"/>
-                <w:sz w:val="20"/>
-                <w:szCs w:val="20"/>
-              </w:rPr>
-              <w:t xml:space="preserve">carried out Step 1, Step </w:t>
-            </w:r>
-            <w:r>
-              <w:rPr>
-                <w:rFonts w:ascii="Source Sans Pro" w:hAnsi="Source Sans Pro" w:cs="Noto Sans"/>
-                <w:sz w:val="20"/>
-                <w:szCs w:val="20"/>
-              </w:rPr>
-              <w:t xml:space="preserve">2 and </w:t>
-            </w:r>
-            <w:r>
-              <w:rPr>
-                <w:rFonts w:ascii="Source Sans Pro" w:hAnsi="Source Sans Pro" w:cs="Noto Sans"/>
-                <w:sz w:val="20"/>
-                <w:szCs w:val="20"/>
-              </w:rPr>
-              <w:t xml:space="preserve">Step </w:t>
-            </w:r>
-            <w:r>
-              <w:rPr>
-                <w:rFonts w:ascii="Source Sans Pro" w:hAnsi="Source Sans Pro" w:cs="Noto Sans"/>
-                <w:sz w:val="20"/>
-                <w:szCs w:val="20"/>
-              </w:rPr>
-              <w:t>3</w:t>
-            </w:r>
-            <w:r>
-              <w:rPr>
-                <w:rFonts w:ascii="Source Sans Pro" w:hAnsi="Source Sans Pro" w:cs="Noto Sans"/>
-                <w:sz w:val="20"/>
-                <w:szCs w:val="20"/>
-              </w:rPr>
-              <w:t xml:space="preserve">. Sociodemographic and behavioural information </w:t>
-            </w:r>
-            <w:r>
-              <w:rPr>
-                <w:rFonts w:ascii="Source Sans Pro" w:hAnsi="Source Sans Pro" w:cs="Noto Sans"/>
-                <w:sz w:val="20"/>
-                <w:szCs w:val="20"/>
-              </w:rPr>
-              <w:t xml:space="preserve">was </w:t>
-            </w:r>
-            <w:r>
-              <w:rPr>
-                <w:rFonts w:ascii="Source Sans Pro" w:hAnsi="Source Sans Pro" w:cs="Noto Sans"/>
-                <w:sz w:val="20"/>
-                <w:szCs w:val="20"/>
-              </w:rPr>
-              <w:t xml:space="preserve">collected in Step 1. </w:t>
+            <w:proofErr w:type="spellStart"/>
+            <w:r>
+              <w:rPr>
+                <w:rFonts w:ascii="Source Sans Pro" w:hAnsi="Source Sans Pro" w:cs="Noto Sans"/>
+                <w:sz w:val="20"/>
+                <w:szCs w:val="20"/>
+              </w:rPr>
+              <w:t>country_name</w:t>
+            </w:r>
+            <w:proofErr w:type="spellEnd"/>
+            <w:r>
+              <w:rPr>
+                <w:rFonts w:ascii="Source Sans Pro" w:hAnsi="Source Sans Pro" w:cs="Noto Sans"/>
+                <w:sz w:val="20"/>
+                <w:szCs w:val="20"/>
+              </w:rPr>
+              <w:t>.</w:t>
+            </w:r>
+            <w:r>
+              <w:rPr>
+                <w:rFonts w:ascii="Source Sans Pro" w:hAnsi="Source Sans Pro" w:cs="Noto Sans"/>
+                <w:sz w:val="20"/>
+                <w:szCs w:val="20"/>
+              </w:rPr>
+              <w:t xml:space="preserve"> A total </w:t>
+            </w:r>
+            <w:r>
+              <w:rPr>
+                <w:rFonts w:ascii="Source Sans Pro" w:hAnsi="Source Sans Pro" w:cs="Noto Sans"/>
+                <w:sz w:val="20"/>
+                <w:szCs w:val="20"/>
+              </w:rPr>
+              <w:t>of</w:t>
             </w:r>
             <w:r>
               <w:rPr>
@@ -491,208 +738,16 @@
               </w:rPr>
               <w:t xml:space="preserve"> </w:t>
             </w:r>
-            <w:r>
-              <w:rPr>
-                <w:rFonts w:ascii="Source Sans Pro" w:hAnsi="Source Sans Pro" w:cs="Noto Sans"/>
-                <w:sz w:val="20"/>
-                <w:szCs w:val="20"/>
-              </w:rPr>
-              <w:t>Physical measurements such as height, weig</w:t>
-            </w:r>
-            <w:r>
-              <w:rPr>
-                <w:rFonts w:ascii="Source Sans Pro" w:hAnsi="Source Sans Pro" w:cs="Noto Sans"/>
-                <w:sz w:val="20"/>
-                <w:szCs w:val="20"/>
-              </w:rPr>
-              <w:t xml:space="preserve">ht and blood pressure were </w:t>
-            </w:r>
-            <w:r>
-              <w:rPr>
-                <w:rFonts w:ascii="Source Sans Pro" w:hAnsi="Source Sans Pro" w:cs="Noto Sans"/>
-                <w:sz w:val="20"/>
-                <w:szCs w:val="20"/>
-              </w:rPr>
-              <w:t xml:space="preserve">collected </w:t>
-            </w:r>
-            <w:r>
-              <w:rPr>
-                <w:rFonts w:ascii="Source Sans Pro" w:hAnsi="Source Sans Pro" w:cs="Noto Sans"/>
-                <w:sz w:val="20"/>
-                <w:szCs w:val="20"/>
-              </w:rPr>
-              <w:t>in Step 2.  B</w:t>
-            </w:r>
-            <w:r>
-              <w:rPr>
-                <w:rFonts w:ascii="Source Sans Pro" w:hAnsi="Source Sans Pro" w:cs="Noto Sans"/>
-                <w:sz w:val="20"/>
-                <w:szCs w:val="20"/>
-              </w:rPr>
-              <w:t xml:space="preserve">iochemical measurements were </w:t>
-            </w:r>
-            <w:r>
-              <w:rPr>
-                <w:rFonts w:ascii="Source Sans Pro" w:hAnsi="Source Sans Pro" w:cs="Noto Sans"/>
-                <w:sz w:val="20"/>
-                <w:szCs w:val="20"/>
-              </w:rPr>
-              <w:t xml:space="preserve">collected </w:t>
-            </w:r>
-            <w:r>
-              <w:rPr>
-                <w:rFonts w:ascii="Source Sans Pro" w:hAnsi="Source Sans Pro" w:cs="Noto Sans"/>
-                <w:sz w:val="20"/>
-                <w:szCs w:val="20"/>
-              </w:rPr>
-              <w:t xml:space="preserve">to assess blood </w:t>
-            </w:r>
-            <w:r>
-              <w:rPr>
-                <w:rFonts w:ascii="Source Sans Pro" w:hAnsi="Source Sans Pro" w:cs="Noto Sans"/>
-                <w:sz w:val="20"/>
-                <w:szCs w:val="20"/>
-              </w:rPr>
-              <w:t>glucose</w:t>
-            </w:r>
-            <w:r>
-              <w:rPr>
-                <w:rFonts w:ascii="Source Sans Pro" w:hAnsi="Source Sans Pro" w:cs="Noto Sans"/>
-                <w:sz w:val="20"/>
-                <w:szCs w:val="20"/>
-              </w:rPr>
-              <w:t xml:space="preserve"> and cholesterol levels in Step 3.</w:t>
-            </w:r>
-            <w:r>
-              <w:rPr>
-                <w:rFonts w:ascii="Source Sans Pro" w:hAnsi="Source Sans Pro" w:cs="Noto Sans"/>
-                <w:sz w:val="20"/>
-                <w:szCs w:val="20"/>
-              </w:rPr>
-              <w:t xml:space="preserve"> </w:t>
-            </w:r>
-            <w:r>
-              <w:rPr>
-                <w:rFonts w:ascii="Source Sans Pro" w:hAnsi="Source Sans Pro" w:cs="Noto Sans"/>
-                <w:sz w:val="20"/>
-                <w:szCs w:val="20"/>
-              </w:rPr>
-              <w:t xml:space="preserve">The survey </w:t>
-            </w:r>
-            <w:r>
-              <w:rPr>
-                <w:rFonts w:ascii="Source Sans Pro" w:hAnsi="Source Sans Pro" w:cs="Noto Sans"/>
-                <w:sz w:val="20"/>
-                <w:szCs w:val="20"/>
-              </w:rPr>
-              <w:t>was a population-based su</w:t>
-            </w:r>
-            <w:r>
-              <w:rPr>
-                <w:rFonts w:ascii="Source Sans Pro" w:hAnsi="Source Sans Pro" w:cs="Noto Sans"/>
-                <w:sz w:val="20"/>
-                <w:szCs w:val="20"/>
-              </w:rPr>
-              <w:t xml:space="preserve">rvey of adults aged </w:t>
-            </w:r>
-            <w:r>
-              <w:rPr>
-                <w:rFonts w:ascii="Source Sans Pro" w:hAnsi="Source Sans Pro" w:cs="Noto Sans"/>
-                <w:sz w:val="20"/>
-                <w:szCs w:val="20"/>
-                <w:highlight w:val="yellow"/>
-              </w:rPr>
-              <w:t>xxx</w:t>
-            </w:r>
-            <w:r>
-              <w:rPr>
-                <w:rFonts w:ascii="Source Sans Pro" w:hAnsi="Source Sans Pro" w:cs="Noto Sans"/>
-                <w:sz w:val="20"/>
-                <w:szCs w:val="20"/>
-              </w:rPr>
-              <w:t>. A</w:t>
-            </w:r>
-            <w:r>
-              <w:rPr>
-                <w:rFonts w:ascii="Source Sans Pro" w:hAnsi="Source Sans Pro" w:cs="Noto Sans"/>
-                <w:sz w:val="20"/>
-                <w:szCs w:val="20"/>
-              </w:rPr>
-              <w:t xml:space="preserve"> [insert</w:t>
-            </w:r>
-            <w:r>
-              <w:rPr>
-                <w:rFonts w:ascii="Source Sans Pro" w:hAnsi="Source Sans Pro" w:cs="Noto Sans"/>
-                <w:sz w:val="20"/>
-                <w:szCs w:val="20"/>
-              </w:rPr>
-              <w:t xml:space="preserve"> type of sampling design</w:t>
-            </w:r>
-            <w:r>
-              <w:rPr>
-                <w:rFonts w:ascii="Source Sans Pro" w:hAnsi="Source Sans Pro" w:cs="Noto Sans"/>
-                <w:sz w:val="20"/>
-                <w:szCs w:val="20"/>
-              </w:rPr>
-              <w:t>] sample design was used to produce representative data for that age range in</w:t>
-            </w:r>
-            <w:r>
-              <w:rPr>
-                <w:rFonts w:ascii="Source Sans Pro" w:hAnsi="Source Sans Pro" w:cs="Noto Sans"/>
-                <w:sz w:val="20"/>
-                <w:szCs w:val="20"/>
-              </w:rPr>
-              <w:t xml:space="preserve"> </w:t>
-            </w:r>
-            <w:r>
-              <w:rPr>
-                <w:rFonts w:ascii="Source Sans Pro" w:hAnsi="Source Sans Pro" w:cs="Noto Sans"/>
-                <w:sz w:val="20"/>
-                <w:szCs w:val="20"/>
-                <w:highlight w:val="yellow"/>
-              </w:rPr>
-              <w:t>xx</w:t>
-            </w:r>
-            <w:r>
-              <w:rPr>
-                <w:rFonts w:ascii="Source Sans Pro" w:hAnsi="Source Sans Pro" w:cs="Noto Sans"/>
-                <w:sz w:val="20"/>
-                <w:szCs w:val="20"/>
-              </w:rPr>
-              <w:t>.</w:t>
-            </w:r>
-            <w:r>
-              <w:rPr>
-                <w:rFonts w:ascii="Source Sans Pro" w:hAnsi="Source Sans Pro" w:cs="Noto Sans"/>
-                <w:sz w:val="20"/>
-                <w:szCs w:val="20"/>
-              </w:rPr>
-              <w:t xml:space="preserve"> A total </w:t>
-            </w:r>
-            <w:r>
-              <w:rPr>
-                <w:rFonts w:ascii="Source Sans Pro" w:hAnsi="Source Sans Pro" w:cs="Noto Sans"/>
-                <w:sz w:val="20"/>
-                <w:szCs w:val="20"/>
-              </w:rPr>
-              <w:t>of</w:t>
-            </w:r>
-            <w:r>
-              <w:rPr>
-                <w:rFonts w:ascii="Source Sans Pro" w:hAnsi="Source Sans Pro" w:cs="Noto Sans"/>
-                <w:sz w:val="20"/>
-                <w:szCs w:val="20"/>
-              </w:rPr>
-              <w:t xml:space="preserve"> </w:t>
-            </w:r>
-            <w:r>
-              <w:rPr>
-                <w:rFonts w:ascii="Source Sans Pro" w:hAnsi="Source Sans Pro" w:cs="Noto Sans"/>
-                <w:sz w:val="20"/>
-                <w:szCs w:val="20"/>
-              </w:rPr>
-              <w:t>xx</w:t>
-            </w:r>
+            <w:proofErr w:type="spellStart"/>
+            <w:r>
+              <w:rPr>
+                <w:rFonts w:ascii="Source Sans Pro" w:hAnsi="Source Sans Pro" w:cs="Noto Sans"/>
+                <w:sz w:val="20"/>
+                <w:szCs w:val="20"/>
+              </w:rPr>
+              <w:t>final_sample_size</w:t>
+            </w:r>
+            <w:proofErr w:type="spellEnd"/>
             <w:r>
               <w:rPr>
                 <w:rFonts w:ascii="Source Sans Pro" w:hAnsi="Source Sans Pro" w:cs="Noto Sans"/>
@@ -1082,18 +1137,7 @@
           <w:sz w:val="16"/>
           <w:szCs w:val="16"/>
         </w:rPr>
-        <w:t xml:space="preserve"> </w:t>
-      </w:r>
-      <w:proofErr w:type="gramStart"/>
-      <w:r>
-        <w:rPr>
-          <w:rFonts w:ascii="Source Sans Pro" w:eastAsia="SimSun" w:hAnsi="Source Sans Pro" w:cs="Noto Sans"/>
-          <w:b/>
-          <w:bCs/>
-          <w:sz w:val="16"/>
-          <w:szCs w:val="16"/>
-        </w:rPr>
-        <w:t>[</w:t>
+        <w:t xml:space="preserve"> [</w:t>
       </w:r>
       <w:r>
         <w:rPr>
@@ -1113,18 +1157,7 @@
           <w:sz w:val="16"/>
           <w:szCs w:val="16"/>
         </w:rPr>
-        <w:t>name</w:t>
-      </w:r>
-      <w:proofErr w:type="gramEnd"/>
-      <w:r>
-        <w:rPr>
-          <w:rFonts w:ascii="Source Sans Pro" w:eastAsia="SimSun" w:hAnsi="Source Sans Pro" w:cs="Noto Sans"/>
-          <w:b/>
-          <w:bCs/>
-          <w:sz w:val="16"/>
-          <w:szCs w:val="16"/>
-        </w:rPr>
-        <w:t>, email</w:t>
+        <w:t>name, email</w:t>
       </w:r>
       <w:r>
         <w:rPr>
@@ -1134,18 +1167,7 @@
           <w:sz w:val="16"/>
           <w:szCs w:val="16"/>
         </w:rPr>
-        <w:t xml:space="preserve"> </w:t>
-      </w:r>
-      <w:proofErr w:type="gramStart"/>
-      <w:r>
-        <w:rPr>
-          <w:rFonts w:ascii="Source Sans Pro" w:eastAsia="SimSun" w:hAnsi="Source Sans Pro" w:cs="Noto Sans"/>
-          <w:b/>
-          <w:bCs/>
-          <w:sz w:val="16"/>
-          <w:szCs w:val="16"/>
-        </w:rPr>
-        <w:t>address</w:t>
+        <w:t xml:space="preserve"> address</w:t>
       </w:r>
       <w:r>
         <w:rPr>
@@ -1167,7 +1189,6 @@
         </w:rPr>
         <w:t>]</w:t>
       </w:r>
-      <w:proofErr w:type="gramEnd"/>
     </w:p>
     <w:sectPr>
       <w:footerReference w:type="default" r:id="rId10"/>

--- a/STEPS_data_analysis/templates/factsheet_template.docx
+++ b/STEPS_data_analysis/templates/factsheet_template.docx
@@ -267,7 +267,6 @@
         <w:tc>
           <w:tcPr>
             <w:tcW w:w="10440" w:type="dxa"/>
-            <w:shd w:val="clear" w:color="auto" w:fill="auto"/>
           </w:tcPr>
           <w:p>
             <w:pPr>
@@ -643,7 +642,16 @@
                 <w:sz w:val="20"/>
                 <w:szCs w:val="20"/>
               </w:rPr>
-              <w:t>. A</w:t>
+              <w:t xml:space="preserve">. </w:t>
+            </w:r>
+            <w:proofErr w:type="gramStart"/>
+            <w:r>
+              <w:rPr>
+                <w:rFonts w:ascii="Source Sans Pro" w:hAnsi="Source Sans Pro" w:cs="Noto Sans"/>
+                <w:sz w:val="20"/>
+                <w:szCs w:val="20"/>
+              </w:rPr>
+              <w:t>A</w:t>
             </w:r>
             <w:r>
               <w:rPr>
@@ -680,6 +688,7 @@
               </w:rPr>
               <w:t>]</w:t>
             </w:r>
+            <w:proofErr w:type="gramEnd"/>
             <w:r>
               <w:rPr>
                 <w:rFonts w:ascii="Source Sans Pro" w:hAnsi="Source Sans Pro" w:cs="Noto Sans"/>
@@ -863,7 +872,47 @@
           <w:sz w:val="14"/>
           <w:szCs w:val="14"/>
         </w:rPr>
-        <w:t xml:space="preserve">* For </w:t>
+        <w:t xml:space="preserve">* </w:t>
+      </w:r>
+      <w:r>
+        <w:rPr>
+          <w:rFonts w:ascii="Source Sans Pro" w:hAnsi="Source Sans Pro" w:cs="Noto Sans"/>
+          <w:sz w:val="14"/>
+          <w:szCs w:val="14"/>
+        </w:rPr>
+        <w:t>Gender comparisons are statistically significant at p &lt; 0.05.</w:t>
+      </w:r>
+      <w:r>
+        <w:rPr>
+          <w:rFonts w:ascii="Source Sans Pro" w:hAnsi="Source Sans Pro" w:cs="Noto Sans"/>
+          <w:sz w:val="14"/>
+          <w:szCs w:val="14"/>
+        </w:rPr>
+        <w:br/>
+      </w:r>
+      <w:r>
+        <w:rPr>
+          <w:rFonts w:ascii="Source Sans Pro" w:hAnsi="Source Sans Pro" w:cs="Noto Sans"/>
+          <w:sz w:val="14"/>
+          <w:szCs w:val="14"/>
+        </w:rPr>
+        <w:br/>
+      </w:r>
+      <w:r>
+        <w:rPr>
+          <w:rFonts w:ascii="Source Sans Pro" w:hAnsi="Source Sans Pro" w:cs="Noto Sans"/>
+          <w:sz w:val="14"/>
+          <w:szCs w:val="14"/>
+        </w:rPr>
+        <w:t>†</w:t>
+      </w:r>
+      <w:r>
+        <w:rPr>
+          <w:rFonts w:ascii="Source Sans Pro" w:hAnsi="Source Sans Pro" w:cs="Noto Sans"/>
+          <w:sz w:val="14"/>
+          <w:szCs w:val="14"/>
+        </w:rPr>
+        <w:t xml:space="preserve"> For </w:t>
       </w:r>
       <w:r>
         <w:rPr>
@@ -1017,7 +1066,15 @@
           <w:sz w:val="14"/>
           <w:szCs w:val="14"/>
         </w:rPr>
-        <w:t xml:space="preserve">** A 10-year CVD risk of </w:t>
+        <w:t>††</w:t>
+      </w:r>
+      <w:r>
+        <w:rPr>
+          <w:rFonts w:ascii="Source Sans Pro" w:hAnsi="Source Sans Pro" w:cs="Noto Sans"/>
+          <w:sz w:val="14"/>
+          <w:szCs w:val="14"/>
+        </w:rPr>
+        <w:t xml:space="preserve"> A 10-year CVD risk of </w:t>
       </w:r>
       <w:r>
         <w:rPr>
@@ -1137,7 +1194,18 @@
           <w:sz w:val="16"/>
           <w:szCs w:val="16"/>
         </w:rPr>
-        <w:t xml:space="preserve"> [</w:t>
+        <w:t xml:space="preserve"> </w:t>
+      </w:r>
+      <w:proofErr w:type="gramStart"/>
+      <w:r>
+        <w:rPr>
+          <w:rFonts w:ascii="Source Sans Pro" w:eastAsia="SimSun" w:hAnsi="Source Sans Pro" w:cs="Noto Sans"/>
+          <w:b/>
+          <w:bCs/>
+          <w:sz w:val="16"/>
+          <w:szCs w:val="16"/>
+        </w:rPr>
+        <w:t>[</w:t>
       </w:r>
       <w:r>
         <w:rPr>
@@ -1157,7 +1225,18 @@
           <w:sz w:val="16"/>
           <w:szCs w:val="16"/>
         </w:rPr>
-        <w:t>name, email</w:t>
+        <w:t>name</w:t>
+      </w:r>
+      <w:proofErr w:type="gramEnd"/>
+      <w:r>
+        <w:rPr>
+          <w:rFonts w:ascii="Source Sans Pro" w:eastAsia="SimSun" w:hAnsi="Source Sans Pro" w:cs="Noto Sans"/>
+          <w:b/>
+          <w:bCs/>
+          <w:sz w:val="16"/>
+          <w:szCs w:val="16"/>
+        </w:rPr>
+        <w:t>, email</w:t>
       </w:r>
       <w:r>
         <w:rPr>
@@ -1167,7 +1246,18 @@
           <w:sz w:val="16"/>
           <w:szCs w:val="16"/>
         </w:rPr>
-        <w:t xml:space="preserve"> address</w:t>
+        <w:t xml:space="preserve"> </w:t>
+      </w:r>
+      <w:proofErr w:type="gramStart"/>
+      <w:r>
+        <w:rPr>
+          <w:rFonts w:ascii="Source Sans Pro" w:eastAsia="SimSun" w:hAnsi="Source Sans Pro" w:cs="Noto Sans"/>
+          <w:b/>
+          <w:bCs/>
+          <w:sz w:val="16"/>
+          <w:szCs w:val="16"/>
+        </w:rPr>
+        <w:t>address</w:t>
       </w:r>
       <w:r>
         <w:rPr>
@@ -1189,6 +1279,7 @@
         </w:rPr>
         <w:t>]</w:t>
       </w:r>
+      <w:proofErr w:type="gramEnd"/>
     </w:p>
     <w:sectPr>
       <w:footerReference w:type="default" r:id="rId10"/>
@@ -5226,7 +5317,6 @@
   <w:style w:type="character" w:default="1" w:styleId="DefaultParagraphFont">
     <w:name w:val="Default Paragraph Font"/>
     <w:uiPriority w:val="1"/>
-    <w:semiHidden/>
     <w:unhideWhenUsed/>
   </w:style>
   <w:style w:type="table" w:default="1" w:styleId="TableNormal">
@@ -5698,6 +5788,17 @@
       <w:shd w:val="clear" w:color="auto" w:fill="E1DFDD"/>
     </w:rPr>
   </w:style>
+  <w:style w:type="paragraph" w:styleId="ListParagraph">
+    <w:name w:val="List Paragraph"/>
+    <w:basedOn w:val="Normal"/>
+    <w:uiPriority w:val="34"/>
+    <w:qFormat/>
+    <w:rsid w:val="00BA782F"/>
+    <w:pPr>
+      <w:ind w:left="720"/>
+      <w:contextualSpacing/>
+    </w:pPr>
+  </w:style>
 </w:styles>
 </file>
 

--- a/STEPS_data_analysis/templates/factsheet_template.docx
+++ b/STEPS_data_analysis/templates/factsheet_template.docx
@@ -426,6 +426,7 @@
               </w:rPr>
               <w:t xml:space="preserve">. </w:t>
             </w:r>
+            <w:proofErr w:type="spellStart"/>
             <w:r>
               <w:rPr>
                 <w:rFonts w:ascii="Source Sans Pro" w:hAnsi="Source Sans Pro" w:cs="Noto Sans"/>
@@ -434,6 +435,7 @@
               </w:rPr>
               <w:t>country_name</w:t>
             </w:r>
+            <w:proofErr w:type="spellEnd"/>
             <w:r>
               <w:rPr>
                 <w:rFonts w:ascii="Source Sans Pro" w:hAnsi="Source Sans Pro" w:cs="Noto Sans"/>
@@ -642,16 +644,7 @@
                 <w:sz w:val="20"/>
                 <w:szCs w:val="20"/>
               </w:rPr>
-              <w:t xml:space="preserve">. </w:t>
-            </w:r>
-            <w:proofErr w:type="gramStart"/>
-            <w:r>
-              <w:rPr>
-                <w:rFonts w:ascii="Source Sans Pro" w:hAnsi="Source Sans Pro" w:cs="Noto Sans"/>
-                <w:sz w:val="20"/>
-                <w:szCs w:val="20"/>
-              </w:rPr>
-              <w:t>A</w:t>
+              <w:t>. A</w:t>
             </w:r>
             <w:r>
               <w:rPr>
@@ -688,7 +681,6 @@
               </w:rPr>
               <w:t>]</w:t>
             </w:r>
-            <w:proofErr w:type="gramEnd"/>
             <w:r>
               <w:rPr>
                 <w:rFonts w:ascii="Source Sans Pro" w:hAnsi="Source Sans Pro" w:cs="Noto Sans"/>
@@ -835,44 +827,17 @@
       <w:pPr>
         <w:rPr>
           <w:rFonts w:ascii="Source Sans Pro" w:hAnsi="Source Sans Pro" w:cs="Arial"/>
-          <w:sz w:val="10"/>
-          <w:szCs w:val="10"/>
-        </w:rPr>
-      </w:pPr>
-    </w:p>
-    <w:p>
-      <w:pPr>
-        <w:rPr>
-          <w:rFonts w:ascii="Source Sans Pro" w:hAnsi="Source Sans Pro" w:cs="Arial"/>
-          <w:sz w:val="10"/>
-          <w:szCs w:val="10"/>
-        </w:rPr>
-      </w:pPr>
-    </w:p>
-    <w:p>
-      <w:pPr>
-        <w:rPr>
-          <w:rFonts w:ascii="Source Sans Pro" w:hAnsi="Source Sans Pro" w:cs="Arial"/>
-          <w:sz w:val="10"/>
-          <w:szCs w:val="10"/>
-        </w:rPr>
-      </w:pPr>
-    </w:p>
-    <w:p>
-      <w:pPr>
-        <w:rPr>
-          <w:rFonts w:ascii="Source Sans Pro" w:hAnsi="Source Sans Pro" w:cs="Noto Sans"/>
           <w:sz w:val="14"/>
           <w:szCs w:val="14"/>
         </w:rPr>
       </w:pPr>
       <w:r>
         <w:rPr>
-          <w:rFonts w:ascii="Source Sans Pro" w:hAnsi="Source Sans Pro" w:cs="Noto Sans"/>
+          <w:rFonts w:ascii="Source Sans Pro" w:hAnsi="Source Sans Pro" w:cs="Arial"/>
           <w:sz w:val="14"/>
           <w:szCs w:val="14"/>
         </w:rPr>
-        <w:t xml:space="preserve">* </w:t>
+        <w:t>*</w:t>
       </w:r>
       <w:r>
         <w:rPr>
@@ -880,24 +845,58 @@
           <w:sz w:val="14"/>
           <w:szCs w:val="14"/>
         </w:rPr>
-        <w:t>Gender comparisons are statistically significant at p &lt; 0.05.</w:t>
+        <w:t xml:space="preserve"> </w:t>
       </w:r>
       <w:r>
+        <w:rPr>
+          <w:rFonts w:ascii="Source Sans Pro" w:hAnsi="Source Sans Pro" w:cs="Arial"/>
+          <w:sz w:val="14"/>
+          <w:szCs w:val="14"/>
+        </w:rPr>
+        <w:t>S</w:t>
+      </w:r>
+      <w:r>
+        <w:rPr>
+          <w:rFonts w:ascii="Source Sans Pro" w:hAnsi="Source Sans Pro" w:cs="Arial"/>
+          <w:sz w:val="14"/>
+          <w:szCs w:val="14"/>
+        </w:rPr>
+        <w:t xml:space="preserve">tatistically </w:t>
+      </w:r>
+      <w:r>
+        <w:rPr>
+          <w:rFonts w:ascii="Source Sans Pro" w:hAnsi="Source Sans Pro" w:cs="Arial"/>
+          <w:sz w:val="14"/>
+          <w:szCs w:val="14"/>
+        </w:rPr>
+        <w:t>s</w:t>
+      </w:r>
+      <w:r>
+        <w:rPr>
+          <w:rFonts w:ascii="Source Sans Pro" w:hAnsi="Source Sans Pro" w:cs="Arial"/>
+          <w:sz w:val="14"/>
+          <w:szCs w:val="14"/>
+        </w:rPr>
+        <w:t>ignificant difference between men and women</w:t>
+      </w:r>
+      <w:r>
+        <w:rPr>
+          <w:rFonts w:ascii="Source Sans Pro" w:hAnsi="Source Sans Pro" w:cs="Arial"/>
+          <w:sz w:val="14"/>
+          <w:szCs w:val="14"/>
+        </w:rPr>
+        <w:t xml:space="preserve"> with p-value &lt; 0.05.</w:t>
+      </w:r>
+    </w:p>
+    <w:p>
+      <w:pPr>
         <w:rPr>
           <w:rFonts w:ascii="Source Sans Pro" w:hAnsi="Source Sans Pro" w:cs="Noto Sans"/>
           <w:sz w:val="14"/>
           <w:szCs w:val="14"/>
         </w:rPr>
-        <w:br/>
-      </w:r>
-      <w:r>
-        <w:rPr>
-          <w:rFonts w:ascii="Source Sans Pro" w:hAnsi="Source Sans Pro" w:cs="Noto Sans"/>
-          <w:sz w:val="14"/>
-          <w:szCs w:val="14"/>
-        </w:rPr>
-        <w:br/>
-      </w:r>
+      </w:pPr>
+      <w:proofErr w:type="gramStart"/>
       <w:r>
         <w:rPr>
           <w:rFonts w:ascii="Source Sans Pro" w:hAnsi="Source Sans Pro" w:cs="Noto Sans"/>
@@ -912,7 +911,24 @@
           <w:sz w:val="14"/>
           <w:szCs w:val="14"/>
         </w:rPr>
-        <w:t xml:space="preserve"> For </w:t>
+        <w:t xml:space="preserve">  </w:t>
+      </w:r>
+      <w:r>
+        <w:rPr>
+          <w:rFonts w:ascii="Source Sans Pro" w:hAnsi="Source Sans Pro" w:cs="Noto Sans"/>
+          <w:sz w:val="14"/>
+          <w:szCs w:val="14"/>
+        </w:rPr>
+        <w:t>For</w:t>
+      </w:r>
+      <w:proofErr w:type="gramEnd"/>
+      <w:r>
+        <w:rPr>
+          <w:rFonts w:ascii="Source Sans Pro" w:hAnsi="Source Sans Pro" w:cs="Noto Sans"/>
+          <w:sz w:val="14"/>
+          <w:szCs w:val="14"/>
+        </w:rPr>
+        <w:t xml:space="preserve"> </w:t>
       </w:r>
       <w:r>
         <w:rPr>
@@ -1049,24 +1065,22 @@
           <w:szCs w:val="14"/>
         </w:rPr>
       </w:pPr>
-    </w:p>
-    <w:p>
-      <w:pPr>
-        <w:rPr>
-          <w:rFonts w:ascii="Source Sans Pro" w:hAnsi="Source Sans Pro" w:cs="Noto Sans"/>
-          <w:b/>
-          <w:bCs/>
-          <w:sz w:val="14"/>
-          <w:szCs w:val="14"/>
-        </w:rPr>
-      </w:pPr>
       <w:r>
         <w:rPr>
           <w:rFonts w:ascii="Source Sans Pro" w:hAnsi="Source Sans Pro" w:cs="Noto Sans"/>
           <w:sz w:val="14"/>
           <w:szCs w:val="14"/>
         </w:rPr>
-        <w:t>††</w:t>
+        <w:t>†</w:t>
+      </w:r>
+      <w:proofErr w:type="gramStart"/>
+      <w:r>
+        <w:rPr>
+          <w:rFonts w:ascii="Source Sans Pro" w:hAnsi="Source Sans Pro" w:cs="Noto Sans"/>
+          <w:sz w:val="14"/>
+          <w:szCs w:val="14"/>
+        </w:rPr>
+        <w:t>†</w:t>
       </w:r>
       <w:r>
         <w:rPr>
@@ -1074,7 +1088,24 @@
           <w:sz w:val="14"/>
           <w:szCs w:val="14"/>
         </w:rPr>
-        <w:t xml:space="preserve"> A 10-year CVD risk of </w:t>
+        <w:t xml:space="preserve"> </w:t>
+      </w:r>
+      <w:r>
+        <w:rPr>
+          <w:rFonts w:ascii="Source Sans Pro" w:hAnsi="Source Sans Pro" w:cs="Noto Sans"/>
+          <w:sz w:val="14"/>
+          <w:szCs w:val="14"/>
+        </w:rPr>
+        <w:t xml:space="preserve"> A</w:t>
+      </w:r>
+      <w:proofErr w:type="gramEnd"/>
+      <w:r>
+        <w:rPr>
+          <w:rFonts w:ascii="Source Sans Pro" w:hAnsi="Source Sans Pro" w:cs="Noto Sans"/>
+          <w:sz w:val="14"/>
+          <w:szCs w:val="14"/>
+        </w:rPr>
+        <w:t xml:space="preserve"> 10-year CVD risk of </w:t>
       </w:r>
       <w:r>
         <w:rPr>
@@ -5317,6 +5348,7 @@
   <w:style w:type="character" w:default="1" w:styleId="DefaultParagraphFont">
     <w:name w:val="Default Paragraph Font"/>
     <w:uiPriority w:val="1"/>
+    <w:semiHidden/>
     <w:unhideWhenUsed/>
   </w:style>
   <w:style w:type="table" w:default="1" w:styleId="TableNormal">
@@ -5793,7 +5825,7 @@
     <w:basedOn w:val="Normal"/>
     <w:uiPriority w:val="34"/>
     <w:qFormat/>
-    <w:rsid w:val="00BA782F"/>
+    <w:rsid w:val="00464D2D"/>
     <w:pPr>
       <w:ind w:left="720"/>
       <w:contextualSpacing/>
